--- a/Published_Docs/Upgrade_Guide.docx
+++ b/Published_Docs/Upgrade_Guide.docx
@@ -249,13 +249,26 @@
           </w:tcPr>
           <w:p>
             <w:r>
-              <w:t xml:space="preserve">Move to Self-Hosted Direct: </w:t>
+              <w:t xml:space="preserve">Move to Self-Hosted Direct, following </w:t>
             </w:r>
             <w:r>
-              <w:t>Admin_DeploymentRunbook.md</w:t>
+              <w:rPr>
+                <w:b/>
+              </w:rPr>
+              <w:t>1.3.4's</w:t>
             </w:r>
             <w:r>
-              <w:t>, "Moving Self-Hosted from the EVD to Direct" (shadow comparison, 7 clean nights in a row, switch, first-night checks, sign-off). Then come back to this table</w:t>
+              <w:t xml:space="preserve"> Deployment Runbook (in its download folder, or the </w:t>
+            </w:r>
+            <w:r>
+              <w:rPr>
+                <w:rFonts w:ascii="Consolas" w:hAnsi="Consolas"/>
+                <w:sz w:val="19"/>
+              </w:rPr>
+              <w:t>v1.3.4</w:t>
+            </w:r>
+            <w:r>
+              <w:t xml:space="preserve"> release on GitHub), "Moving Self-Hosted from the EVD to Direct" (shadow comparison, 7 clean nights in a row, switch, first-night checks, sign-off). Then come back to this table</w:t>
             </w:r>
           </w:p>
         </w:tc>
@@ -529,7 +542,7 @@
           <w:color w:val="1F1F1F"/>
           <w:sz w:val="18"/>
         </w:rPr>
-        <w:t>.\Update-BlueTrack.ps1 -Release v1.3.4      # a specific release, or no -Release for the latest</w:t>
+        <w:t>.\Update-BlueTrack.ps1 -Release v1.4.0      # a specific release, or no -Release for the latest</w:t>
       </w:r>
     </w:p>
     <w:p>
@@ -853,6 +866,28 @@
           <w:p>
             <w:r>
               <w:t>None.</w:t>
+            </w:r>
+          </w:p>
+        </w:tc>
+      </w:tr>
+      <w:tr>
+        <w:tc>
+          <w:tcPr>
+            <w:tcW w:type="dxa" w:w="4320"/>
+          </w:tcPr>
+          <w:p>
+            <w:r>
+              <w:t>1.4.0</w:t>
+            </w:r>
+          </w:p>
+        </w:tc>
+        <w:tc>
+          <w:tcPr>
+            <w:tcW w:type="dxa" w:w="4320"/>
+          </w:tcPr>
+          <w:p>
+            <w:r>
+              <w:t>Only on a site that no longer imports Self-Hosted from the EVD (the installer stops otherwise, changing nothing). The shadow pull and its comparison are gone; their stored history stays in the database. The installer no longer asks for an EVD database. Going back to 1.3.4 needs the database restore in section 6: 1.4.0 drops columns 1.3.4 reads.</w:t>
             </w:r>
           </w:p>
         </w:tc>

--- a/Published_Docs/Upgrade_Guide.docx
+++ b/Published_Docs/Upgrade_Guide.docx
@@ -542,7 +542,7 @@
           <w:color w:val="1F1F1F"/>
           <w:sz w:val="18"/>
         </w:rPr>
-        <w:t>.\Update-BlueTrack.ps1 -Release v1.4.0      # a specific release, or no -Release for the latest</w:t>
+        <w:t>.\Update-BlueTrack.ps1 -Release v1.5.0      # a specific release, or no -Release for the latest</w:t>
       </w:r>
     </w:p>
     <w:p>
@@ -892,6 +892,73 @@
           </w:p>
         </w:tc>
       </w:tr>
+      <w:tr>
+        <w:tc>
+          <w:tcPr>
+            <w:tcW w:type="dxa" w:w="4320"/>
+          </w:tcPr>
+          <w:p>
+            <w:r>
+              <w:t>1.5.0</w:t>
+            </w:r>
+          </w:p>
+        </w:tc>
+        <w:tc>
+          <w:tcPr>
+            <w:tcW w:type="dxa" w:w="4320"/>
+          </w:tcPr>
+          <w:p>
+            <w:r>
+              <w:t xml:space="preserve">None required. With Self-Hosted Direct, the first pull after the upgrade reads every account's details from PVWA (one call per account), so it takes longer than usual: raise </w:t>
+            </w:r>
+            <w:r>
+              <w:rPr>
+                <w:b/>
+              </w:rPr>
+              <w:t>Pull time limit</w:t>
+            </w:r>
+            <w:r>
+              <w:t xml:space="preserve"> on Edit CyberArk sources if it stops, or let it finish over the next nights. The automatic move to Onboarded to Vault is now the first rule on Admin &gt; Progress Rules and also moves Discovered accounts whose status isn't Not Started (check it with </w:t>
+            </w:r>
+            <w:r>
+              <w:rPr>
+                <w:b/>
+              </w:rPr>
+              <w:t>Test</w:t>
+            </w:r>
+            <w:r>
+              <w:t xml:space="preserve">). To get the new emails, turn on </w:t>
+            </w:r>
+            <w:r>
+              <w:rPr>
+                <w:b/>
+              </w:rPr>
+              <w:t>CpmHealth</w:t>
+            </w:r>
+            <w:r>
+              <w:t xml:space="preserve">, </w:t>
+            </w:r>
+            <w:r>
+              <w:rPr>
+                <w:b/>
+              </w:rPr>
+              <w:t>SignInRejected</w:t>
+            </w:r>
+            <w:r>
+              <w:t xml:space="preserve"> and </w:t>
+            </w:r>
+            <w:r>
+              <w:rPr>
+                <w:b/>
+              </w:rPr>
+              <w:t>SamlCertificateExpiring</w:t>
+            </w:r>
+            <w:r>
+              <w:t xml:space="preserve"> on Admin &gt; Notifications. Step-up MFA for admin work is left to your identity provider.</w:t>
+            </w:r>
+          </w:p>
+        </w:tc>
+      </w:tr>
     </w:tbl>
     <w:p/>
     <w:p>

--- a/Published_Docs/Upgrade_Guide.docx
+++ b/Published_Docs/Upgrade_Guide.docx
@@ -542,7 +542,7 @@
           <w:color w:val="1F1F1F"/>
           <w:sz w:val="18"/>
         </w:rPr>
-        <w:t>.\Update-BlueTrack.ps1 -Release v1.5.0      # a specific release, or no -Release for the latest</w:t>
+        <w:t>.\Update-BlueTrack.ps1 -Release v1.6.0      # a specific release, or no -Release for the latest</w:t>
       </w:r>
     </w:p>
     <w:p>
@@ -959,6 +959,66 @@
           </w:p>
         </w:tc>
       </w:tr>
+      <w:tr>
+        <w:tc>
+          <w:tcPr>
+            <w:tcW w:type="dxa" w:w="4320"/>
+          </w:tcPr>
+          <w:p>
+            <w:r>
+              <w:t>1.6.0</w:t>
+            </w:r>
+          </w:p>
+        </w:tc>
+        <w:tc>
+          <w:tcPr>
+            <w:tcW w:type="dxa" w:w="4320"/>
+          </w:tcPr>
+          <w:p>
+            <w:r>
+              <w:t xml:space="preserve">Source of Record, Actual Completion Date and Risk Level now need a permission of their own to change by hand; to keep one open to every editor, clear its </w:t>
+            </w:r>
+            <w:r>
+              <w:rPr>
+                <w:b/>
+              </w:rPr>
+              <w:t>Required permission</w:t>
+            </w:r>
+            <w:r>
+              <w:t xml:space="preserve"> on Admin &gt; Field Metadata. Re-run the installer's </w:t>
+            </w:r>
+            <w:r>
+              <w:rPr>
+                <w:rFonts w:ascii="Consolas" w:hAnsi="Consolas"/>
+                <w:sz w:val="19"/>
+              </w:rPr>
+              <w:t>Db.AppPoolAccess</w:t>
+            </w:r>
+            <w:r>
+              <w:t xml:space="preserve"> step so the app's SQL account can't change the audit seals. Run </w:t>
+            </w:r>
+            <w:r>
+              <w:rPr>
+                <w:rFonts w:ascii="Consolas" w:hAnsi="Consolas"/>
+                <w:sz w:val="19"/>
+              </w:rPr>
+              <w:t>Db.SqlServerAudit</w:t>
+            </w:r>
+            <w:r>
+              <w:t xml:space="preserve"> (answer yes) to record changes to the audit log in the Windows Security log; if it says SQL Server needs a restart, restart the SQL Server service at a quiet time and run the step again. Optional: turn on </w:t>
+            </w:r>
+            <w:r>
+              <w:rPr>
+                <w:b/>
+              </w:rPr>
+              <w:t>AuditChainBroken</w:t>
+            </w:r>
+            <w:r>
+              <w:t xml:space="preserve"> on Admin &gt; Notifications. The existing audit log is sealed in the background after the upgrade.</w:t>
+            </w:r>
+          </w:p>
+        </w:tc>
+      </w:tr>
     </w:tbl>
     <w:p/>
     <w:p>

--- a/Published_Docs/Upgrade_Guide.docx
+++ b/Published_Docs/Upgrade_Guide.docx
@@ -542,7 +542,7 @@
           <w:color w:val="1F1F1F"/>
           <w:sz w:val="18"/>
         </w:rPr>
-        <w:t>.\Update-BlueTrack.ps1 -Release v1.6.0      # a specific release, or no -Release for the latest</w:t>
+        <w:t>.\Update-BlueTrack.ps1 -Release v1.5.0      # a specific release, or no -Release for the latest</w:t>
       </w:r>
     </w:p>
     <w:p>
@@ -959,66 +959,6 @@
           </w:p>
         </w:tc>
       </w:tr>
-      <w:tr>
-        <w:tc>
-          <w:tcPr>
-            <w:tcW w:type="dxa" w:w="4320"/>
-          </w:tcPr>
-          <w:p>
-            <w:r>
-              <w:t>1.6.0</w:t>
-            </w:r>
-          </w:p>
-        </w:tc>
-        <w:tc>
-          <w:tcPr>
-            <w:tcW w:type="dxa" w:w="4320"/>
-          </w:tcPr>
-          <w:p>
-            <w:r>
-              <w:t xml:space="preserve">Source of Record, Actual Completion Date and Risk Level now need a permission of their own to change by hand; to keep one open to every editor, clear its </w:t>
-            </w:r>
-            <w:r>
-              <w:rPr>
-                <w:b/>
-              </w:rPr>
-              <w:t>Required permission</w:t>
-            </w:r>
-            <w:r>
-              <w:t xml:space="preserve"> on Admin &gt; Field Metadata. Re-run the installer's </w:t>
-            </w:r>
-            <w:r>
-              <w:rPr>
-                <w:rFonts w:ascii="Consolas" w:hAnsi="Consolas"/>
-                <w:sz w:val="19"/>
-              </w:rPr>
-              <w:t>Db.AppPoolAccess</w:t>
-            </w:r>
-            <w:r>
-              <w:t xml:space="preserve"> step so the app's SQL account can't change the audit seals. Run </w:t>
-            </w:r>
-            <w:r>
-              <w:rPr>
-                <w:rFonts w:ascii="Consolas" w:hAnsi="Consolas"/>
-                <w:sz w:val="19"/>
-              </w:rPr>
-              <w:t>Db.SqlServerAudit</w:t>
-            </w:r>
-            <w:r>
-              <w:t xml:space="preserve"> (answer yes) to record changes to the audit log in the Windows Security log; if it says SQL Server needs a restart, restart the SQL Server service at a quiet time and run the step again. Optional: turn on </w:t>
-            </w:r>
-            <w:r>
-              <w:rPr>
-                <w:b/>
-              </w:rPr>
-              <w:t>AuditChainBroken</w:t>
-            </w:r>
-            <w:r>
-              <w:t xml:space="preserve"> on Admin &gt; Notifications. The existing audit log is sealed in the background after the upgrade.</w:t>
-            </w:r>
-          </w:p>
-        </w:tc>
-      </w:tr>
     </w:tbl>
     <w:p/>
     <w:p>

--- a/Published_Docs/Upgrade_Guide.docx
+++ b/Published_Docs/Upgrade_Guide.docx
@@ -542,7 +542,7 @@
           <w:color w:val="1F1F1F"/>
           <w:sz w:val="18"/>
         </w:rPr>
-        <w:t>.\Update-BlueTrack.ps1 -Release v1.5.0      # a specific release, or no -Release for the latest</w:t>
+        <w:t>.\Update-BlueTrack.ps1 -Release v1.5.1      # a specific release, or no -Release for the latest</w:t>
       </w:r>
     </w:p>
     <w:p>
@@ -959,6 +959,66 @@
           </w:p>
         </w:tc>
       </w:tr>
+      <w:tr>
+        <w:tc>
+          <w:tcPr>
+            <w:tcW w:type="dxa" w:w="4320"/>
+          </w:tcPr>
+          <w:p>
+            <w:r>
+              <w:t>1.5.1</w:t>
+            </w:r>
+          </w:p>
+        </w:tc>
+        <w:tc>
+          <w:tcPr>
+            <w:tcW w:type="dxa" w:w="4320"/>
+          </w:tcPr>
+          <w:p>
+            <w:r>
+              <w:t xml:space="preserve">Source of Record, Actual Completion Date and Risk Level now need a permission of their own to change by hand; to keep one open to every editor, clear its </w:t>
+            </w:r>
+            <w:r>
+              <w:rPr>
+                <w:b/>
+              </w:rPr>
+              <w:t>Required permission</w:t>
+            </w:r>
+            <w:r>
+              <w:t xml:space="preserve"> on Admin &gt; Field Metadata. Re-run the installer's </w:t>
+            </w:r>
+            <w:r>
+              <w:rPr>
+                <w:rFonts w:ascii="Consolas" w:hAnsi="Consolas"/>
+                <w:sz w:val="19"/>
+              </w:rPr>
+              <w:t>Db.AppPoolAccess</w:t>
+            </w:r>
+            <w:r>
+              <w:t xml:space="preserve"> step so the app's SQL account can't change the audit seals. Run </w:t>
+            </w:r>
+            <w:r>
+              <w:rPr>
+                <w:rFonts w:ascii="Consolas" w:hAnsi="Consolas"/>
+                <w:sz w:val="19"/>
+              </w:rPr>
+              <w:t>Db.SqlServerAudit</w:t>
+            </w:r>
+            <w:r>
+              <w:t xml:space="preserve"> (answer yes) to record changes to the audit log in the Windows Security log; if it says SQL Server needs a restart, restart the SQL Server service at a quiet time and run the step again. Optional: turn on </w:t>
+            </w:r>
+            <w:r>
+              <w:rPr>
+                <w:b/>
+              </w:rPr>
+              <w:t>AuditChainBroken</w:t>
+            </w:r>
+            <w:r>
+              <w:t xml:space="preserve"> on Admin &gt; Notifications. The existing audit log is sealed in the background after the upgrade.</w:t>
+            </w:r>
+          </w:p>
+        </w:tc>
+      </w:tr>
     </w:tbl>
     <w:p/>
     <w:p>
